--- a/human/tasks/Q-02/summary.docx
+++ b/human/tasks/Q-02/summary.docx
@@ -143,7 +143,7 @@
     </w:p>
     <w:p>
       <w:r>
-        <w:t>根README与AGENTS新增当前交接，规范化进度和串联Word同步。注册及冻结分发输入不改，不因结构整理生成业务SVG；共享根目录尚待整体迁移。</w:t>
+        <w:t>根README与AGENTS新增当前交接，规范化进度和串联Word同步。注册及冻结分发输入不改，不因结构整理生成业务SVG；根目录19/19项已迁入human/agent，当前读取和运行入口已验证，业务签收不变。</w:t>
       </w:r>
     </w:p>
     <w:p>
@@ -202,7 +202,12 @@
     </w:p>
     <w:p>
       <w:r>
-        <w:t>规范化累计36/71、剩余35，下一Q-03。真实访谈、四结构双条件覆盖、修改关闭、最终渲染和根目录迁移仍待完成，业务状态保持WAIT_DEP。</w:t>
+        <w:t>规范化71/71包、根目录迁移19/19项完成；每包Word由Agent源生成。</w:t>
+      </w:r>
+    </w:p>
+    <w:p>
+      <w:r>
+        <w:t>业务状态WAIT_DEP，原签收与未交付项不变；后续按注册表和实际依赖推进。</w:t>
       </w:r>
     </w:p>
     <w:p>
